--- a/Master Folder/Master BA Pokja Konsultan/22-Format----------LHP.docx
+++ b/Master Folder/Master BA Pokja Konsultan/22-Format----------LHP.docx
@@ -1,6 +1,6 @@
 
 <file path=word/document.xml><?xml version="1.0" encoding="utf-8"?>
-<w:document xmlns:wpc="http://schemas.microsoft.com/office/word/2010/wordprocessingCanvas" xmlns:cx="http://schemas.microsoft.com/office/drawing/2014/chartex" xmlns:cx1="http://schemas.microsoft.com/office/drawing/2015/9/8/chartex" xmlns:cx2="http://schemas.microsoft.com/office/drawing/2015/10/21/chartex" xmlns:cx3="http://schemas.microsoft.com/office/drawing/2016/5/9/chartex" xmlns:cx4="http://schemas.microsoft.com/office/drawing/2016/5/10/chartex" xmlns:cx5="http://schemas.microsoft.com/office/drawing/2016/5/11/chartex" xmlns:cx6="http://schemas.microsoft.com/office/drawing/2016/5/12/chartex" xmlns:cx7="http://schemas.microsoft.com/office/drawing/2016/5/13/chartex" xmlns:cx8="http://schemas.microsoft.com/office/drawing/2016/5/14/chartex" xmlns:mc="http://schemas.openxmlformats.org/markup-compatibility/2006" xmlns:aink="http://schemas.microsoft.com/office/drawing/2016/ink" xmlns:am3d="http://schemas.microsoft.com/office/drawing/2017/model3d" xmlns:o="urn:schemas-microsoft-com:office:office" xmlns:oel="http://schemas.microsoft.com/office/2019/extlst" xmlns:r="http://schemas.openxmlformats.org/officeDocument/2006/relationships" xmlns:m="http://schemas.openxmlformats.org/officeDocument/2006/math" xmlns:v="urn:schemas-microsoft-com:vml" xmlns:wp14="http://schemas.microsoft.com/office/word/2010/wordprocessingDrawing" xmlns:wp="http://schemas.openxmlformats.org/drawingml/2006/wordprocessingDrawing" xmlns:w10="urn:schemas-microsoft-com:office:word" xmlns:w="http://schemas.openxmlformats.org/wordprocessingml/2006/main" xmlns:w14="http://schemas.microsoft.com/office/word/2010/wordml" xmlns:w15="http://schemas.microsoft.com/office/word/2012/wordml" xmlns:w16cex="http://schemas.microsoft.com/office/word/2018/wordml/cex" xmlns:w16cid="http://schemas.microsoft.com/office/word/2016/wordml/cid" xmlns:w16="http://schemas.microsoft.com/office/word/2018/wordml" xmlns:w16du="http://schemas.microsoft.com/office/word/2023/wordml/word16du" xmlns:w16sdtdh="http://schemas.microsoft.com/office/word/2020/wordml/sdtdatahash" xmlns:w16se="http://schemas.microsoft.com/office/word/2015/wordml/symex" xmlns:wpg="http://schemas.microsoft.com/office/word/2010/wordprocessingGroup" xmlns:wpi="http://schemas.microsoft.com/office/word/2010/wordprocessingInk" xmlns:wne="http://schemas.microsoft.com/office/word/2006/wordml" xmlns:wps="http://schemas.microsoft.com/office/word/2010/wordprocessingShape" mc:Ignorable="w14 w15 w16se w16cid w16 w16cex w16sdtdh wp14">
+<w:document xmlns:wpc="http://schemas.microsoft.com/office/word/2010/wordprocessingCanvas" xmlns:cx="http://schemas.microsoft.com/office/drawing/2014/chartex" xmlns:cx1="http://schemas.microsoft.com/office/drawing/2015/9/8/chartex" xmlns:cx2="http://schemas.microsoft.com/office/drawing/2015/10/21/chartex" xmlns:cx3="http://schemas.microsoft.com/office/drawing/2016/5/9/chartex" xmlns:cx4="http://schemas.microsoft.com/office/drawing/2016/5/10/chartex" xmlns:cx5="http://schemas.microsoft.com/office/drawing/2016/5/11/chartex" xmlns:cx6="http://schemas.microsoft.com/office/drawing/2016/5/12/chartex" xmlns:cx7="http://schemas.microsoft.com/office/drawing/2016/5/13/chartex" xmlns:cx8="http://schemas.microsoft.com/office/drawing/2016/5/14/chartex" xmlns:mc="http://schemas.openxmlformats.org/markup-compatibility/2006" xmlns:aink="http://schemas.microsoft.com/office/drawing/2016/ink" xmlns:am3d="http://schemas.microsoft.com/office/drawing/2017/model3d" xmlns:o="urn:schemas-microsoft-com:office:office" xmlns:r="http://schemas.openxmlformats.org/officeDocument/2006/relationships" xmlns:m="http://schemas.openxmlformats.org/officeDocument/2006/math" xmlns:v="urn:schemas-microsoft-com:vml" xmlns:wp14="http://schemas.microsoft.com/office/word/2010/wordprocessingDrawing" xmlns:wp="http://schemas.openxmlformats.org/drawingml/2006/wordprocessingDrawing" xmlns:w10="urn:schemas-microsoft-com:office:word" xmlns:w="http://schemas.openxmlformats.org/wordprocessingml/2006/main" xmlns:w14="http://schemas.microsoft.com/office/word/2010/wordml" xmlns:w15="http://schemas.microsoft.com/office/word/2012/wordml" xmlns:w16cex="http://schemas.microsoft.com/office/word/2018/wordml/cex" xmlns:w16cid="http://schemas.microsoft.com/office/word/2016/wordml/cid" xmlns:w16="http://schemas.microsoft.com/office/word/2018/wordml" xmlns:w16sdtdh="http://schemas.microsoft.com/office/word/2020/wordml/sdtdatahash" xmlns:w16se="http://schemas.microsoft.com/office/word/2015/wordml/symex" xmlns:wpg="http://schemas.microsoft.com/office/word/2010/wordprocessingGroup" xmlns:wpi="http://schemas.microsoft.com/office/word/2010/wordprocessingInk" xmlns:wne="http://schemas.microsoft.com/office/word/2006/wordml" xmlns:wps="http://schemas.microsoft.com/office/word/2010/wordprocessingShape" mc:Ignorable="w14 w15 w16se w16cid w16 w16cex w16sdtdh wp14">
   <w:body>
     <w:p>
       <w:pPr>
@@ -151,8 +151,8 @@
         <w:jc w:val="center"/>
         <w:rPr>
           <w:rFonts w:ascii="Arial Rounded MT Bold" w:eastAsia="Calibri" w:hAnsi="Arial Rounded MT Bold" w:cs="Arial"/>
-          <w:sz w:val="28"/>
-          <w:szCs w:val="28"/>
+          <w:sz w:val="32"/>
+          <w:szCs w:val="32"/>
           <w:lang w:bidi="ar-SA"/>
         </w:rPr>
       </w:pPr>
@@ -174,26 +174,13 @@
       </w:pPr>
       <w:r>
         <w:rPr>
-          <w:rFonts w:ascii="Arial Rounded MT Bold" w:hAnsi="Arial Rounded MT Bold"/>
           <w:noProof/>
-          <w:spacing w:val="10"/>
-          <w:sz w:val="44"/>
-          <w:szCs w:val="36"/>
-          <w:lang w:bidi="ar-SA"/>
         </w:rPr>
         <w:drawing>
-          <wp:anchor distT="0" distB="0" distL="114300" distR="114300" simplePos="0" relativeHeight="251660288" behindDoc="0" locked="0" layoutInCell="1" allowOverlap="1" wp14:anchorId="6FD9B4B5" wp14:editId="0DF66D8E">
-            <wp:simplePos x="0" y="0"/>
-            <wp:positionH relativeFrom="column">
-              <wp:posOffset>2338070</wp:posOffset>
-            </wp:positionH>
-            <wp:positionV relativeFrom="paragraph">
-              <wp:posOffset>274320</wp:posOffset>
-            </wp:positionV>
-            <wp:extent cx="1028700" cy="1028700"/>
-            <wp:effectExtent l="0" t="0" r="0" b="0"/>
-            <wp:wrapNone/>
-            <wp:docPr id="2" name="Picture 2" descr="../../../../../../Users/arifin/Down"/>
+          <wp:inline distT="0" distB="0" distL="0" distR="0" wp14:anchorId="1012C338" wp14:editId="3AD7F590">
+            <wp:extent cx="1212112" cy="1212112"/>
+            <wp:effectExtent l="0" t="0" r="7620" b="7620"/>
+            <wp:docPr id="2" name="Picture 2"/>
             <wp:cNvGraphicFramePr>
               <a:graphicFrameLocks xmlns:a="http://schemas.openxmlformats.org/drawingml/2006/main" noChangeAspect="1"/>
             </wp:cNvGraphicFramePr>
@@ -201,13 +188,13 @@
               <a:graphicData uri="http://schemas.openxmlformats.org/drawingml/2006/picture">
                 <pic:pic xmlns:pic="http://schemas.openxmlformats.org/drawingml/2006/picture">
                   <pic:nvPicPr>
-                    <pic:cNvPr id="0" name="Picture 1" descr="../../../../../../Users/arifin/Down"/>
+                    <pic:cNvPr id="0" name="Picture 1"/>
                     <pic:cNvPicPr>
                       <a:picLocks noChangeAspect="1" noChangeArrowheads="1"/>
                     </pic:cNvPicPr>
                   </pic:nvPicPr>
                   <pic:blipFill>
-                    <a:blip r:embed="rId6">
+                    <a:blip r:embed="rId8" cstate="print">
                       <a:extLst>
                         <a:ext uri="{28A0092B-C50C-407E-A947-70E740481C1C}">
                           <a14:useLocalDpi xmlns:a14="http://schemas.microsoft.com/office/drawing/2010/main" val="0"/>
@@ -222,7 +209,7 @@
                   <pic:spPr bwMode="auto">
                     <a:xfrm>
                       <a:off x="0" y="0"/>
-                      <a:ext cx="1028700" cy="1028700"/>
+                      <a:ext cx="1215886" cy="1215886"/>
                     </a:xfrm>
                     <a:prstGeom prst="rect">
                       <a:avLst/>
@@ -235,13 +222,7 @@
                 </pic:pic>
               </a:graphicData>
             </a:graphic>
-            <wp14:sizeRelH relativeFrom="page">
-              <wp14:pctWidth>0</wp14:pctWidth>
-            </wp14:sizeRelH>
-            <wp14:sizeRelV relativeFrom="page">
-              <wp14:pctHeight>0</wp14:pctHeight>
-            </wp14:sizeRelV>
-          </wp:anchor>
+          </wp:inline>
         </w:drawing>
       </w:r>
     </w:p>
@@ -271,54 +252,6 @@
         <w:jc w:val="center"/>
         <w:rPr>
           <w:rFonts w:ascii="Arial Rounded MT Bold" w:eastAsia="Calibri" w:hAnsi="Arial Rounded MT Bold" w:cs="Arial"/>
-          <w:sz w:val="32"/>
-          <w:szCs w:val="32"/>
-          <w:lang w:bidi="ar-SA"/>
-        </w:rPr>
-      </w:pPr>
-    </w:p>
-    <w:p>
-      <w:pPr>
-        <w:pStyle w:val="ListParagraph"/>
-        <w:widowControl/>
-        <w:autoSpaceDE/>
-        <w:spacing w:line="276" w:lineRule="auto"/>
-        <w:ind w:left="0"/>
-        <w:jc w:val="center"/>
-        <w:rPr>
-          <w:rFonts w:ascii="Arial Rounded MT Bold" w:eastAsia="Calibri" w:hAnsi="Arial Rounded MT Bold" w:cs="Arial"/>
-          <w:sz w:val="28"/>
-          <w:szCs w:val="28"/>
-          <w:lang w:bidi="ar-SA"/>
-        </w:rPr>
-      </w:pPr>
-    </w:p>
-    <w:p>
-      <w:pPr>
-        <w:pStyle w:val="ListParagraph"/>
-        <w:widowControl/>
-        <w:autoSpaceDE/>
-        <w:spacing w:line="276" w:lineRule="auto"/>
-        <w:ind w:left="0"/>
-        <w:jc w:val="center"/>
-        <w:rPr>
-          <w:rFonts w:ascii="Verdana" w:eastAsia="Calibri" w:hAnsi="Verdana" w:cs="Arial"/>
-          <w:sz w:val="28"/>
-          <w:szCs w:val="28"/>
-          <w:lang w:bidi="ar-SA"/>
-        </w:rPr>
-      </w:pPr>
-    </w:p>
-    <w:p>
-      <w:pPr>
-        <w:pStyle w:val="ListParagraph"/>
-        <w:widowControl/>
-        <w:autoSpaceDE/>
-        <w:spacing w:line="276" w:lineRule="auto"/>
-        <w:ind w:left="0"/>
-        <w:jc w:val="center"/>
-        <w:rPr>
-          <w:rFonts w:ascii="Verdana" w:eastAsia="Calibri" w:hAnsi="Verdana" w:cs="Arial"/>
           <w:sz w:val="28"/>
           <w:szCs w:val="28"/>
           <w:lang w:bidi="ar-SA"/>
@@ -566,17 +499,6 @@
           <w:rFonts w:ascii="Verdana" w:eastAsia="Calibri" w:hAnsi="Verdana" w:cs="Arial"/>
           <w:sz w:val="24"/>
           <w:szCs w:val="24"/>
-        </w:rPr>
-      </w:pPr>
-    </w:p>
-    <w:p>
-      <w:pPr>
-        <w:spacing w:line="276" w:lineRule="auto"/>
-        <w:jc w:val="center"/>
-        <w:rPr>
-          <w:rFonts w:ascii="Verdana" w:eastAsia="Calibri" w:hAnsi="Verdana" w:cs="Arial"/>
-          <w:sz w:val="24"/>
-          <w:szCs w:val="24"/>
           <w:lang w:bidi="ar-SA"/>
         </w:rPr>
       </w:pPr>
@@ -619,37 +541,6 @@
         </w:rPr>
         <w:t>{nama_paket}</w:t>
       </w:r>
-    </w:p>
-    <w:p>
-      <w:pPr>
-        <w:tabs>
-          <w:tab w:val="left" w:pos="2977"/>
-          <w:tab w:val="left" w:pos="3261"/>
-        </w:tabs>
-        <w:spacing w:line="276" w:lineRule="auto"/>
-        <w:contextualSpacing/>
-        <w:rPr>
-          <w:rFonts w:ascii="Verdana" w:eastAsia="Calibri" w:hAnsi="Verdana" w:cs="Arial"/>
-          <w:sz w:val="24"/>
-          <w:szCs w:val="24"/>
-        </w:rPr>
-      </w:pPr>
-    </w:p>
-    <w:p>
-      <w:pPr>
-        <w:tabs>
-          <w:tab w:val="left" w:pos="2977"/>
-          <w:tab w:val="left" w:pos="3261"/>
-        </w:tabs>
-        <w:spacing w:line="276" w:lineRule="auto"/>
-        <w:contextualSpacing/>
-        <w:jc w:val="center"/>
-        <w:rPr>
-          <w:rFonts w:ascii="Cambria" w:hAnsi="Cambria" w:cs="Arial"/>
-          <w:sz w:val="24"/>
-          <w:szCs w:val="24"/>
-        </w:rPr>
-      </w:pPr>
     </w:p>
     <w:p>
       <w:pPr>
@@ -757,33 +648,11 @@
     </w:p>
     <w:p>
       <w:pPr>
-        <w:tabs>
-          <w:tab w:val="left" w:pos="2977"/>
-          <w:tab w:val="left" w:pos="3261"/>
-        </w:tabs>
         <w:spacing w:line="276" w:lineRule="auto"/>
-        <w:contextualSpacing/>
         <w:jc w:val="center"/>
         <w:rPr>
-          <w:rFonts w:ascii="Verdana" w:eastAsia="Calibri" w:hAnsi="Verdana" w:cs="Arial"/>
-          <w:sz w:val="24"/>
-          <w:szCs w:val="24"/>
-        </w:rPr>
-      </w:pPr>
-    </w:p>
-    <w:p>
-      <w:pPr>
-        <w:tabs>
-          <w:tab w:val="left" w:pos="2977"/>
-          <w:tab w:val="left" w:pos="3261"/>
-        </w:tabs>
-        <w:spacing w:line="276" w:lineRule="auto"/>
-        <w:contextualSpacing/>
-        <w:jc w:val="center"/>
-        <w:rPr>
-          <w:rFonts w:ascii="Verdana" w:eastAsia="Calibri" w:hAnsi="Verdana" w:cs="Arial"/>
-          <w:sz w:val="24"/>
-          <w:szCs w:val="24"/>
+          <w:rFonts w:ascii="Verdana" w:hAnsi="Verdana"/>
+          <w:lang w:val="en-US"/>
         </w:rPr>
       </w:pPr>
     </w:p>
@@ -798,8 +667,15 @@
       <w:r>
         <w:rPr>
           <w:rFonts w:ascii="Verdana" w:hAnsi="Verdana"/>
+          <w:lang w:val="en-US"/>
         </w:rPr>
-        <w:t xml:space="preserve">TAHUN ANGGARAN </w:t>
+        <w:t>T</w:t>
+      </w:r>
+      <w:r>
+        <w:rPr>
+          <w:rFonts w:ascii="Verdana" w:hAnsi="Verdana"/>
+        </w:rPr>
+        <w:t xml:space="preserve">AHUN ANGGARAN </w:t>
       </w:r>
       <w:r>
         <w:rPr>
@@ -815,135 +691,12 @@
           <w:b/>
         </w:rPr>
         <w:sectPr>
+          <w:headerReference w:type="first" r:id="rId9"/>
           <w:pgSz w:w="11906" w:h="16838" w:code="9"/>
-          <w:pgMar w:top="1134" w:right="1134" w:bottom="851" w:left="1418" w:header="284" w:footer="709" w:gutter="0"/>
+          <w:pgMar w:top="1134" w:right="1134" w:bottom="851" w:left="1418" w:header="567" w:footer="567" w:gutter="0"/>
           <w:cols w:space="708"/>
           <w:docGrid w:linePitch="360"/>
         </w:sectPr>
-      </w:pPr>
-    </w:p>
-    <w:p>
-      <w:pPr>
-        <w:spacing w:line="276" w:lineRule="auto"/>
-        <w:jc w:val="right"/>
-        <w:rPr>
-          <w:b/>
-        </w:rPr>
-      </w:pPr>
-    </w:p>
-    <w:p>
-      <w:pPr>
-        <w:spacing w:line="276" w:lineRule="auto"/>
-        <w:jc w:val="right"/>
-        <w:rPr>
-          <w:b/>
-        </w:rPr>
-      </w:pPr>
-    </w:p>
-    <w:p>
-      <w:pPr>
-        <w:spacing w:line="276" w:lineRule="auto"/>
-        <w:jc w:val="right"/>
-        <w:rPr>
-          <w:b/>
-        </w:rPr>
-      </w:pPr>
-      <w:r>
-        <w:rPr>
-          <w:b/>
-          <w:noProof/>
-          <w:lang w:bidi="ar-SA"/>
-        </w:rPr>
-        <w:drawing>
-          <wp:anchor distT="0" distB="0" distL="114300" distR="114300" simplePos="0" relativeHeight="251659264" behindDoc="1" locked="0" layoutInCell="1" allowOverlap="1" wp14:anchorId="41D5A658" wp14:editId="50679A92">
-            <wp:simplePos x="0" y="0"/>
-            <wp:positionH relativeFrom="margin">
-              <wp:align>center</wp:align>
-            </wp:positionH>
-            <wp:positionV relativeFrom="paragraph">
-              <wp:posOffset>-386715</wp:posOffset>
-            </wp:positionV>
-            <wp:extent cx="6737571" cy="909203"/>
-            <wp:effectExtent l="0" t="0" r="0" b="5715"/>
-            <wp:wrapNone/>
-            <wp:docPr id="30" name="Picture 30"/>
-            <wp:cNvGraphicFramePr>
-              <a:graphicFrameLocks xmlns:a="http://schemas.openxmlformats.org/drawingml/2006/main" noChangeAspect="1"/>
-            </wp:cNvGraphicFramePr>
-            <a:graphic xmlns:a="http://schemas.openxmlformats.org/drawingml/2006/main">
-              <a:graphicData uri="http://schemas.openxmlformats.org/drawingml/2006/picture">
-                <pic:pic xmlns:pic="http://schemas.openxmlformats.org/drawingml/2006/picture">
-                  <pic:nvPicPr>
-                    <pic:cNvPr id="0" name="Picture 1"/>
-                    <pic:cNvPicPr>
-                      <a:picLocks noChangeAspect="1" noChangeArrowheads="1"/>
-                    </pic:cNvPicPr>
-                  </pic:nvPicPr>
-                  <pic:blipFill>
-                    <a:blip r:embed="rId7" cstate="print">
-                      <a:extLst>
-                        <a:ext uri="{28A0092B-C50C-407E-A947-70E740481C1C}">
-                          <a14:useLocalDpi xmlns:a14="http://schemas.microsoft.com/office/drawing/2010/main" val="0"/>
-                        </a:ext>
-                      </a:extLst>
-                    </a:blip>
-                    <a:srcRect b="27503"/>
-                    <a:stretch>
-                      <a:fillRect/>
-                    </a:stretch>
-                  </pic:blipFill>
-                  <pic:spPr bwMode="auto">
-                    <a:xfrm>
-                      <a:off x="0" y="0"/>
-                      <a:ext cx="6737571" cy="909203"/>
-                    </a:xfrm>
-                    <a:prstGeom prst="rect">
-                      <a:avLst/>
-                    </a:prstGeom>
-                    <a:noFill/>
-                    <a:ln>
-                      <a:noFill/>
-                    </a:ln>
-                  </pic:spPr>
-                </pic:pic>
-              </a:graphicData>
-            </a:graphic>
-            <wp14:sizeRelH relativeFrom="margin">
-              <wp14:pctWidth>0</wp14:pctWidth>
-            </wp14:sizeRelH>
-            <wp14:sizeRelV relativeFrom="margin">
-              <wp14:pctHeight>0</wp14:pctHeight>
-            </wp14:sizeRelV>
-          </wp:anchor>
-        </w:drawing>
-      </w:r>
-    </w:p>
-    <w:p>
-      <w:pPr>
-        <w:spacing w:line="276" w:lineRule="auto"/>
-        <w:jc w:val="center"/>
-        <w:rPr>
-          <w:rFonts w:ascii="Verdana" w:hAnsi="Verdana" w:cstheme="majorHAnsi"/>
-          <w:b/>
-          <w:sz w:val="24"/>
-          <w:szCs w:val="24"/>
-          <w:u w:val="single"/>
-        </w:rPr>
-      </w:pPr>
-    </w:p>
-    <w:p>
-      <w:pPr>
-        <w:adjustRightInd w:val="0"/>
-        <w:snapToGrid w:val="0"/>
-        <w:spacing w:line="276" w:lineRule="auto"/>
-        <w:jc w:val="center"/>
-        <w:rPr>
-          <w:rFonts w:ascii="Footlight MT Light" w:hAnsi="Footlight MT Light" w:cs="Times New Roman"/>
-          <w:b/>
-          <w:color w:val="000000"/>
-          <w:sz w:val="24"/>
-          <w:szCs w:val="24"/>
-        </w:rPr>
       </w:pPr>
     </w:p>
     <w:p>
@@ -963,8 +716,18 @@
           <w:rFonts w:ascii="Arial" w:hAnsi="Arial" w:cs="Arial"/>
           <w:b/>
           <w:color w:val="000000"/>
+          <w:lang w:val="en-US"/>
         </w:rPr>
-        <w:t>LAPORAN HASIL PENELITIAN (LHP)</w:t>
+        <w:lastRenderedPageBreak/>
+        <w:t>L</w:t>
+      </w:r>
+      <w:r>
+        <w:rPr>
+          <w:rFonts w:ascii="Arial" w:hAnsi="Arial" w:cs="Arial"/>
+          <w:b/>
+          <w:color w:val="000000"/>
+        </w:rPr>
+        <w:t>APORAN HASIL PENELITIAN (LHP)</w:t>
       </w:r>
     </w:p>
     <w:p>
@@ -1078,29 +841,25 @@
     </w:p>
     <w:p>
       <w:pPr>
+        <w:adjustRightInd w:val="0"/>
+        <w:snapToGrid w:val="0"/>
         <w:spacing w:line="276" w:lineRule="auto"/>
         <w:rPr>
           <w:rFonts w:ascii="Arial" w:hAnsi="Arial" w:cs="Arial"/>
           <w:bCs/>
-          <w:color w:val="FFFFFF" w:themeColor="background1"/>
+          <w:color w:val="000000"/>
         </w:rPr>
       </w:pPr>
-      <w:r>
-        <w:rPr>
-          <w:rFonts w:ascii="Arial" w:hAnsi="Arial" w:cs="Arial"/>
-          <w:bCs/>
-          <w:color w:val="FFFFFF" w:themeColor="background1"/>
-        </w:rPr>
-        <w:t>POKJA-37/2019</w:t>
-      </w:r>
     </w:p>
     <w:p>
       <w:pPr>
+        <w:adjustRightInd w:val="0"/>
+        <w:snapToGrid w:val="0"/>
         <w:spacing w:line="276" w:lineRule="auto"/>
         <w:rPr>
           <w:rFonts w:ascii="Arial" w:hAnsi="Arial" w:cs="Arial"/>
           <w:bCs/>
-          <w:color w:val="FFFFFF" w:themeColor="background1"/>
+          <w:color w:val="000000"/>
         </w:rPr>
       </w:pPr>
     </w:p>
@@ -1117,9 +876,9 @@
           <w:bCs/>
         </w:rPr>
       </w:pPr>
-      <w:bookmarkStart w:id="0" w:name="_Hlk50378736"/>
-      <w:bookmarkStart w:id="1" w:name="_Hlk32943347"/>
-      <w:bookmarkStart w:id="2" w:name="_Hlk35271123"/>
+      <w:bookmarkStart w:id="4" w:name="_Hlk50378736"/>
+      <w:bookmarkStart w:id="5" w:name="_Hlk32943347"/>
+      <w:bookmarkStart w:id="6" w:name="_Hlk35271123"/>
       <w:r>
         <w:rPr>
           <w:rFonts w:ascii="Arial" w:hAnsi="Arial" w:cs="Arial"/>
@@ -1181,14 +940,7 @@
           <w:rFonts w:ascii="Arial" w:hAnsi="Arial" w:cs="Arial"/>
           <w:b/>
         </w:rPr>
-        <w:t xml:space="preserve"> </w:t>
-      </w:r>
-      <w:r>
-        <w:rPr>
-          <w:rFonts w:ascii="Arial" w:hAnsi="Arial" w:cs="Arial"/>
-          <w:b/>
-        </w:rPr>
-        <w:t>}</w:t>
+        <w:t xml:space="preserve"> }</w:t>
       </w:r>
       <w:r>
         <w:rPr>
@@ -1216,14 +968,7 @@
           <w:rFonts w:ascii="Arial" w:hAnsi="Arial" w:cs="Arial"/>
           <w:b/>
         </w:rPr>
-        <w:t xml:space="preserve"> </w:t>
-      </w:r>
-      <w:r>
-        <w:rPr>
-          <w:rFonts w:ascii="Arial" w:hAnsi="Arial" w:cs="Arial"/>
-          <w:b/>
-        </w:rPr>
-        <w:t>}</w:t>
+        <w:t xml:space="preserve"> }</w:t>
       </w:r>
       <w:r>
         <w:rPr>
@@ -1251,14 +996,7 @@
           <w:rFonts w:ascii="Arial" w:hAnsi="Arial" w:cs="Arial"/>
           <w:b/>
         </w:rPr>
-        <w:t xml:space="preserve"> </w:t>
-      </w:r>
-      <w:r>
-        <w:rPr>
-          <w:rFonts w:ascii="Arial" w:hAnsi="Arial" w:cs="Arial"/>
-          <w:b/>
-        </w:rPr>
-        <w:t>}</w:t>
+        <w:t xml:space="preserve"> }</w:t>
       </w:r>
       <w:r>
         <w:rPr>
@@ -1267,7 +1005,7 @@
         </w:rPr>
         <w:t>,</w:t>
       </w:r>
-      <w:bookmarkEnd w:id="0"/>
+      <w:bookmarkEnd w:id="4"/>
       <w:r>
         <w:rPr>
           <w:rFonts w:ascii="Arial" w:hAnsi="Arial" w:cs="Arial"/>
@@ -1368,9 +1106,9 @@
                 <w:rFonts w:ascii="Arial" w:hAnsi="Arial" w:cs="Arial"/>
               </w:rPr>
             </w:pPr>
-            <w:bookmarkStart w:id="3" w:name="_Hlk86399351"/>
-            <w:bookmarkEnd w:id="1"/>
-            <w:bookmarkEnd w:id="2"/>
+            <w:bookmarkStart w:id="7" w:name="_Hlk86399351"/>
+            <w:bookmarkEnd w:id="5"/>
+            <w:bookmarkEnd w:id="6"/>
             <w:r>
               <w:rPr>
                 <w:rFonts w:ascii="Arial" w:hAnsi="Arial" w:cs="Arial"/>
@@ -2336,7 +2074,7 @@
           </w:p>
         </w:tc>
       </w:tr>
-      <w:bookmarkEnd w:id="3"/>
+      <w:bookmarkEnd w:id="7"/>
     </w:tbl>
     <w:p>
       <w:pPr>
@@ -3202,7 +2940,6 @@
                 <w:szCs w:val="20"/>
                 <w:highlight w:val="yellow"/>
               </w:rPr>
-              <w:lastRenderedPageBreak/>
               <w:t>5</w:t>
             </w:r>
           </w:p>
@@ -3320,6 +3057,7 @@
                 <w:szCs w:val="20"/>
                 <w:highlight w:val="yellow"/>
               </w:rPr>
+              <w:lastRenderedPageBreak/>
               <w:t>6</w:t>
             </w:r>
           </w:p>
@@ -6350,17 +6088,7 @@
                 <w:szCs w:val="20"/>
                 <w:highlight w:val="yellow"/>
               </w:rPr>
-              <w:t xml:space="preserve">PT. Atharrazka Tata Jaya KSO PT. Cipta Disain Indonesia KSO CV. AFAPASTA </w:t>
-            </w:r>
-            <w:r>
-              <w:rPr>
-                <w:rFonts w:ascii="Arial" w:hAnsi="Arial" w:cs="Arial"/>
-                <w:sz w:val="20"/>
-                <w:szCs w:val="20"/>
-                <w:highlight w:val="yellow"/>
-              </w:rPr>
-              <w:lastRenderedPageBreak/>
-              <w:t>CONSULTANT</w:t>
+              <w:t>PT. Atharrazka Tata Jaya KSO PT. Cipta Disain Indonesia KSO CV. AFAPASTA CONSULTANT</w:t>
             </w:r>
           </w:p>
         </w:tc>
@@ -6390,7 +6118,6 @@
                 <w:szCs w:val="20"/>
                 <w:highlight w:val="yellow"/>
               </w:rPr>
-              <w:lastRenderedPageBreak/>
               <w:t>✔</w:t>
             </w:r>
           </w:p>
@@ -6480,6 +6207,7 @@
                 <w:szCs w:val="20"/>
                 <w:highlight w:val="yellow"/>
               </w:rPr>
+              <w:lastRenderedPageBreak/>
               <w:t>13</w:t>
             </w:r>
           </w:p>
@@ -9606,7 +9334,6 @@
                 <w:szCs w:val="20"/>
                 <w:highlight w:val="yellow"/>
               </w:rPr>
-              <w:lastRenderedPageBreak/>
               <w:t>12</w:t>
             </w:r>
           </w:p>
@@ -9800,9 +9527,10 @@
           <w:rFonts w:ascii="Arial" w:hAnsi="Arial" w:cs="Arial"/>
           <w:highlight w:val="yellow"/>
         </w:rPr>
+        <w:lastRenderedPageBreak/>
         <w:t xml:space="preserve">Alasan Peserta Tidak Lulus/Gugur : </w:t>
       </w:r>
-      <w:bookmarkStart w:id="4" w:name="_Hlk141435141"/>
+      <w:bookmarkStart w:id="8" w:name="_Hlk141435141"/>
       <w:r>
         <w:rPr>
           <w:rFonts w:ascii="Arial" w:hAnsi="Arial" w:cs="Arial"/>
@@ -9812,7 +9540,7 @@
         </w:rPr>
         <w:t>Tidak ada peserta yang Tidak Lulus/Gugur</w:t>
       </w:r>
-      <w:bookmarkEnd w:id="4"/>
+      <w:bookmarkEnd w:id="8"/>
     </w:p>
     <w:p>
       <w:pPr>
@@ -9870,7 +9598,7 @@
         </w:rPr>
         <w:t xml:space="preserve">Pembuktian Kualifikasi </w:t>
       </w:r>
-      <w:bookmarkStart w:id="5" w:name="_Hlk61446819"/>
+      <w:bookmarkStart w:id="9" w:name="_Hlk61446819"/>
     </w:p>
     <w:tbl>
       <w:tblPr>
@@ -9898,7 +9626,7 @@
             <w:shd w:val="clear" w:color="auto" w:fill="F2F2F2" w:themeFill="background1" w:themeFillShade="F2"/>
             <w:vAlign w:val="center"/>
           </w:tcPr>
-          <w:bookmarkEnd w:id="5"/>
+          <w:bookmarkEnd w:id="9"/>
           <w:p>
             <w:pPr>
               <w:pStyle w:val="ListParagraph"/>
@@ -11911,7 +11639,7 @@
           <w:highlight w:val="yellow"/>
         </w:rPr>
       </w:pPr>
-      <w:bookmarkStart w:id="6" w:name="_Hlk128936896"/>
+      <w:bookmarkStart w:id="10" w:name="_Hlk128936896"/>
       <w:r>
         <w:rPr>
           <w:rFonts w:ascii="Arial" w:hAnsi="Arial" w:cs="Arial"/>
@@ -11919,7 +11647,7 @@
         </w:rPr>
         <w:t xml:space="preserve">Alasan Peserta Tidak Lulus/Gugur : </w:t>
       </w:r>
-      <w:bookmarkEnd w:id="6"/>
+      <w:bookmarkEnd w:id="10"/>
     </w:p>
     <w:p>
       <w:pPr>
@@ -12127,7 +11855,7 @@
                 <w:highlight w:val="yellow"/>
               </w:rPr>
             </w:pPr>
-            <w:bookmarkStart w:id="7" w:name="_Hlk69126723"/>
+            <w:bookmarkStart w:id="11" w:name="_Hlk69126723"/>
             <w:r>
               <w:rPr>
                 <w:rFonts w:ascii="Arial" w:hAnsi="Arial" w:cs="Arial"/>
@@ -12136,6 +11864,7 @@
                 <w:szCs w:val="20"/>
                 <w:highlight w:val="yellow"/>
               </w:rPr>
+              <w:lastRenderedPageBreak/>
               <w:t>No.</w:t>
             </w:r>
           </w:p>
@@ -14823,7 +14552,6 @@
                 <w:szCs w:val="20"/>
                 <w:highlight w:val="yellow"/>
               </w:rPr>
-              <w:lastRenderedPageBreak/>
               <w:t>12</w:t>
             </w:r>
           </w:p>
@@ -15007,7 +14735,7 @@
         </w:tc>
       </w:tr>
     </w:tbl>
-    <w:bookmarkEnd w:id="7"/>
+    <w:bookmarkEnd w:id="11"/>
     <w:p>
       <w:pPr>
         <w:spacing w:line="276" w:lineRule="auto"/>
@@ -15053,6 +14781,7 @@
           <w:bCs/>
           <w:highlight w:val="yellow"/>
         </w:rPr>
+        <w:lastRenderedPageBreak/>
         <w:t>PT FAIS KARYA KONSULTAN</w:t>
       </w:r>
       <w:r>
@@ -16502,7 +16231,6 @@
                 <w:szCs w:val="20"/>
                 <w:highlight w:val="yellow"/>
               </w:rPr>
-              <w:lastRenderedPageBreak/>
               <w:t>7</w:t>
             </w:r>
           </w:p>
@@ -16747,6 +16475,7 @@
                 <w:szCs w:val="20"/>
                 <w:highlight w:val="yellow"/>
               </w:rPr>
+              <w:lastRenderedPageBreak/>
               <w:t>No.</w:t>
             </w:r>
           </w:p>
@@ -19150,17 +18879,7 @@
                 <w:szCs w:val="20"/>
                 <w:highlight w:val="yellow"/>
               </w:rPr>
-              <w:t xml:space="preserve">PT. Krabat Inti Pratama KSO PT. </w:t>
-            </w:r>
-            <w:r>
-              <w:rPr>
-                <w:rFonts w:ascii="Arial" w:hAnsi="Arial" w:cs="Arial"/>
-                <w:sz w:val="20"/>
-                <w:szCs w:val="20"/>
-                <w:highlight w:val="yellow"/>
-              </w:rPr>
-              <w:lastRenderedPageBreak/>
-              <w:t>Hasfarm Dian Konsultan, PT. Winaya Konteks Kharisma</w:t>
+              <w:t>PT. Krabat Inti Pratama KSO PT. Hasfarm Dian Konsultan, PT. Winaya Konteks Kharisma</w:t>
             </w:r>
           </w:p>
         </w:tc>
@@ -19186,7 +18905,6 @@
                 <w:rFonts w:ascii="Arial" w:hAnsi="Arial" w:cs="Arial"/>
                 <w:highlight w:val="yellow"/>
               </w:rPr>
-              <w:lastRenderedPageBreak/>
               <w:t>20,00</w:t>
             </w:r>
           </w:p>
@@ -19524,6 +19242,7 @@
                 <w:szCs w:val="20"/>
                 <w:highlight w:val="yellow"/>
               </w:rPr>
+              <w:lastRenderedPageBreak/>
               <w:t>6</w:t>
             </w:r>
           </w:p>
@@ -20872,7 +20591,6 @@
                 <w:szCs w:val="20"/>
                 <w:highlight w:val="yellow"/>
               </w:rPr>
-              <w:lastRenderedPageBreak/>
               <w:t>3</w:t>
             </w:r>
           </w:p>
@@ -21106,7 +20824,17 @@
                 <w:szCs w:val="20"/>
                 <w:highlight w:val="yellow"/>
               </w:rPr>
-              <w:t>PT. Krabat Inti Pratama KSO PT. Hasfarm Dian Konsultan, PT. Winaya Konteks Kharisma</w:t>
+              <w:t xml:space="preserve">PT. Krabat Inti Pratama KSO PT. Hasfarm Dian Konsultan, PT. </w:t>
+            </w:r>
+            <w:r>
+              <w:rPr>
+                <w:rFonts w:ascii="Arial" w:hAnsi="Arial" w:cs="Arial"/>
+                <w:sz w:val="20"/>
+                <w:szCs w:val="20"/>
+                <w:highlight w:val="yellow"/>
+              </w:rPr>
+              <w:lastRenderedPageBreak/>
+              <w:t>Winaya Konteks Kharisma</w:t>
             </w:r>
           </w:p>
         </w:tc>
@@ -21134,6 +20862,7 @@
                 <w:rFonts w:ascii="Arial" w:hAnsi="Arial" w:cs="Arial"/>
                 <w:highlight w:val="yellow"/>
               </w:rPr>
+              <w:lastRenderedPageBreak/>
               <w:t>20,00</w:t>
             </w:r>
           </w:p>
@@ -23229,7 +22958,18 @@
                 <w:szCs w:val="20"/>
                 <w:highlight w:val="yellow"/>
               </w:rPr>
-              <w:t>PT. Atharrazka Tata Jaya KSO PT. Cipta Disain Indonesia KSO CV. AFAPASTA CONSULTANT</w:t>
+              <w:lastRenderedPageBreak/>
+              <w:t xml:space="preserve">PT. Atharrazka Tata Jaya KSO PT. Cipta </w:t>
+            </w:r>
+            <w:r>
+              <w:rPr>
+                <w:rFonts w:ascii="Arial" w:hAnsi="Arial" w:cs="Arial"/>
+                <w:sz w:val="20"/>
+                <w:szCs w:val="20"/>
+                <w:highlight w:val="yellow"/>
+              </w:rPr>
+              <w:lastRenderedPageBreak/>
+              <w:t>Disain Indonesia KSO CV. AFAPASTA CONSULTANT</w:t>
             </w:r>
           </w:p>
           <w:p>
@@ -23292,6 +23032,7 @@
                 <w:szCs w:val="20"/>
                 <w:highlight w:val="yellow"/>
               </w:rPr>
+              <w:lastRenderedPageBreak/>
               <w:t>Rp1.706.297.550,00</w:t>
             </w:r>
           </w:p>
@@ -23358,6 +23099,7 @@
                 <w:szCs w:val="20"/>
                 <w:highlight w:val="yellow"/>
               </w:rPr>
+              <w:lastRenderedPageBreak/>
               <w:t>85,93%</w:t>
             </w:r>
           </w:p>
@@ -23426,6 +23168,7 @@
                 <w:szCs w:val="20"/>
                 <w:highlight w:val="yellow"/>
               </w:rPr>
+              <w:lastRenderedPageBreak/>
               <w:t>Wajar</w:t>
             </w:r>
           </w:p>
@@ -23492,6 +23235,7 @@
                 <w:szCs w:val="20"/>
                 <w:highlight w:val="yellow"/>
               </w:rPr>
+              <w:lastRenderedPageBreak/>
               <w:t>93,58</w:t>
             </w:r>
           </w:p>
@@ -23565,6 +23309,7 @@
                 <w:highlight w:val="yellow"/>
                 <w:lang w:val="en-US"/>
               </w:rPr>
+              <w:lastRenderedPageBreak/>
               <w:t>2</w:t>
             </w:r>
           </w:p>
@@ -25026,7 +24771,6 @@
                 <w:highlight w:val="yellow"/>
                 <w:lang w:val="en-US"/>
               </w:rPr>
-              <w:lastRenderedPageBreak/>
               <w:t>2</w:t>
             </w:r>
           </w:p>
@@ -25070,7 +24814,17 @@
                 <w:szCs w:val="20"/>
                 <w:highlight w:val="yellow"/>
               </w:rPr>
-              <w:t>PT. PRIMA CIPTA KARSA SABBAPATHAMAM (KSO) - PT. PETRA PENIDA ENERGI INDONESIA</w:t>
+              <w:t xml:space="preserve">PT. PRIMA CIPTA KARSA SABBAPATHAMAM (KSO) - PT. PETRA </w:t>
+            </w:r>
+            <w:r>
+              <w:rPr>
+                <w:rFonts w:ascii="Arial" w:hAnsi="Arial" w:cs="Arial"/>
+                <w:sz w:val="20"/>
+                <w:szCs w:val="20"/>
+                <w:highlight w:val="yellow"/>
+              </w:rPr>
+              <w:lastRenderedPageBreak/>
+              <w:t>PENIDA ENERGI INDONESIA</w:t>
             </w:r>
           </w:p>
           <w:p>
@@ -25113,6 +24867,7 @@
                 <w:szCs w:val="20"/>
                 <w:highlight w:val="yellow"/>
               </w:rPr>
+              <w:lastRenderedPageBreak/>
               <w:t>Rp1.648.350.000,00</w:t>
             </w:r>
           </w:p>
@@ -26233,7 +25988,7 @@
                 <w:highlight w:val="yellow"/>
               </w:rPr>
             </w:pPr>
-            <w:bookmarkStart w:id="8" w:name="_Hlk137221089"/>
+            <w:bookmarkStart w:id="12" w:name="_Hlk137221089"/>
             <w:r>
               <w:rPr>
                 <w:rFonts w:ascii="Arial" w:hAnsi="Arial" w:cs="Arial"/>
@@ -27648,7 +27403,6 @@
                 <w:rFonts w:ascii="Arial" w:hAnsi="Arial" w:cs="Arial"/>
                 <w:highlight w:val="yellow"/>
               </w:rPr>
-              <w:lastRenderedPageBreak/>
               <w:t>6</w:t>
             </w:r>
           </w:p>
@@ -27865,7 +27619,7 @@
           </w:p>
         </w:tc>
       </w:tr>
-      <w:bookmarkEnd w:id="8"/>
+      <w:bookmarkEnd w:id="12"/>
     </w:tbl>
     <w:p>
       <w:pPr>
@@ -27904,6 +27658,7 @@
           <w:rFonts w:ascii="Arial" w:hAnsi="Arial" w:cs="Arial"/>
           <w:b/>
         </w:rPr>
+        <w:lastRenderedPageBreak/>
         <w:t>Kesimpulan</w:t>
       </w:r>
     </w:p>
@@ -27941,14 +27696,7 @@
           <w:rFonts w:ascii="Arial" w:hAnsi="Arial" w:cs="Arial"/>
           <w:bCs/>
         </w:rPr>
-        <w:t>{kode_pokja}</w:t>
-      </w:r>
-      <w:r>
-        <w:rPr>
-          <w:rFonts w:ascii="Arial" w:hAnsi="Arial" w:cs="Arial"/>
-          <w:bCs/>
-        </w:rPr>
-        <w:t xml:space="preserve"> </w:t>
+        <w:t xml:space="preserve">{kode_pokja} </w:t>
       </w:r>
       <w:r>
         <w:rPr>
@@ -27962,14 +27710,7 @@
           <w:rFonts w:ascii="Arial" w:hAnsi="Arial" w:cs="Arial"/>
           <w:bCs/>
         </w:rPr>
-        <w:t>{tahun_anggaran}</w:t>
-      </w:r>
-      <w:r>
-        <w:rPr>
-          <w:rFonts w:ascii="Arial" w:hAnsi="Arial" w:cs="Arial"/>
-          <w:bCs/>
-        </w:rPr>
-        <w:t xml:space="preserve"> </w:t>
+        <w:t xml:space="preserve">{tahun_anggaran} </w:t>
       </w:r>
       <w:r>
         <w:rPr>
@@ -28140,14 +27881,7 @@
           <w:rFonts w:ascii="Arial" w:hAnsi="Arial" w:cs="Arial"/>
           <w:bCs/>
         </w:rPr>
-        <w:t>{tahun_anggaran}</w:t>
-      </w:r>
-      <w:r>
-        <w:rPr>
-          <w:rFonts w:ascii="Arial" w:hAnsi="Arial" w:cs="Arial"/>
-          <w:bCs/>
-        </w:rPr>
-        <w:t xml:space="preserve"> </w:t>
+        <w:t xml:space="preserve">{tahun_anggaran} </w:t>
       </w:r>
       <w:r>
         <w:rPr>
@@ -28455,17 +28189,16 @@
     <w:tbl>
       <w:tblPr>
         <w:tblStyle w:val="TableGrid"/>
-        <w:tblW w:w="9639" w:type="dxa"/>
+        <w:tblW w:w="5000" w:type="pct"/>
         <w:jc w:val="center"/>
-        <w:tblLayout w:type="fixed"/>
         <w:tblLook w:val="04A0" w:firstRow="1" w:lastRow="0" w:firstColumn="1" w:lastColumn="0" w:noHBand="0" w:noVBand="1"/>
       </w:tblPr>
       <w:tblGrid>
-        <w:gridCol w:w="567"/>
-        <w:gridCol w:w="3407"/>
-        <w:gridCol w:w="1417"/>
-        <w:gridCol w:w="2122"/>
-        <w:gridCol w:w="2126"/>
+        <w:gridCol w:w="559"/>
+        <w:gridCol w:w="3299"/>
+        <w:gridCol w:w="1371"/>
+        <w:gridCol w:w="2056"/>
+        <w:gridCol w:w="2059"/>
       </w:tblGrid>
       <w:tr>
         <w:trPr>
@@ -28474,7 +28207,7 @@
         </w:trPr>
         <w:tc>
           <w:tcPr>
-            <w:tcW w:w="9639" w:type="dxa"/>
+            <w:tcW w:w="5000" w:type="pct"/>
             <w:gridSpan w:val="5"/>
           </w:tcPr>
           <w:p>
@@ -28487,7 +28220,7 @@
                 <w:rFonts w:ascii="Arial" w:eastAsia="Calibri" w:hAnsi="Arial" w:cs="Arial"/>
               </w:rPr>
             </w:pPr>
-            <w:bookmarkStart w:id="9" w:name="_Hlk191046305"/>
+            <w:bookmarkStart w:id="13" w:name="_Hlk191046305"/>
           </w:p>
           <w:p>
             <w:pPr>
@@ -28559,7 +28292,7 @@
         </w:trPr>
         <w:tc>
           <w:tcPr>
-            <w:tcW w:w="567" w:type="dxa"/>
+            <w:tcW w:w="294" w:type="pct"/>
             <w:vAlign w:val="center"/>
           </w:tcPr>
           <w:p>
@@ -28586,7 +28319,7 @@
         </w:tc>
         <w:tc>
           <w:tcPr>
-            <w:tcW w:w="3407" w:type="dxa"/>
+            <w:tcW w:w="1767" w:type="pct"/>
             <w:vAlign w:val="center"/>
           </w:tcPr>
           <w:p>
@@ -28613,7 +28346,7 @@
         </w:tc>
         <w:tc>
           <w:tcPr>
-            <w:tcW w:w="1417" w:type="dxa"/>
+            <w:tcW w:w="735" w:type="pct"/>
             <w:vAlign w:val="center"/>
           </w:tcPr>
           <w:p>
@@ -28640,7 +28373,7 @@
         </w:tc>
         <w:tc>
           <w:tcPr>
-            <w:tcW w:w="4248" w:type="dxa"/>
+            <w:tcW w:w="2204" w:type="pct"/>
             <w:gridSpan w:val="2"/>
             <w:vAlign w:val="center"/>
           </w:tcPr>
@@ -28674,7 +28407,7 @@
         </w:trPr>
         <w:tc>
           <w:tcPr>
-            <w:tcW w:w="567" w:type="dxa"/>
+            <w:tcW w:w="294" w:type="pct"/>
             <w:vAlign w:val="center"/>
           </w:tcPr>
           <w:p>
@@ -28690,7 +28423,7 @@
                 <w:highlight w:val="yellow"/>
               </w:rPr>
             </w:pPr>
-            <w:bookmarkStart w:id="10" w:name="_Hlk27594603"/>
+            <w:bookmarkStart w:id="14" w:name="_Hlk27594603"/>
             <w:r>
               <w:rPr>
                 <w:rFonts w:ascii="Arial" w:hAnsi="Arial" w:cs="Arial"/>
@@ -28702,7 +28435,7 @@
         </w:tc>
         <w:tc>
           <w:tcPr>
-            <w:tcW w:w="3407" w:type="dxa"/>
+            <w:tcW w:w="1767" w:type="pct"/>
             <w:vAlign w:val="center"/>
           </w:tcPr>
           <w:p>
@@ -28752,7 +28485,7 @@
         </w:tc>
         <w:tc>
           <w:tcPr>
-            <w:tcW w:w="1417" w:type="dxa"/>
+            <w:tcW w:w="735" w:type="pct"/>
             <w:vAlign w:val="center"/>
           </w:tcPr>
           <w:p>
@@ -28779,7 +28512,7 @@
         </w:tc>
         <w:tc>
           <w:tcPr>
-            <w:tcW w:w="2122" w:type="dxa"/>
+            <w:tcW w:w="1101" w:type="pct"/>
           </w:tcPr>
           <w:p>
             <w:pPr>
@@ -28846,7 +28579,7 @@
         </w:tc>
         <w:tc>
           <w:tcPr>
-            <w:tcW w:w="2126" w:type="dxa"/>
+            <w:tcW w:w="1103" w:type="pct"/>
           </w:tcPr>
           <w:p>
             <w:pPr>
@@ -28871,7 +28604,7 @@
         </w:trPr>
         <w:tc>
           <w:tcPr>
-            <w:tcW w:w="567" w:type="dxa"/>
+            <w:tcW w:w="294" w:type="pct"/>
             <w:vAlign w:val="center"/>
           </w:tcPr>
           <w:p>
@@ -28898,7 +28631,7 @@
         </w:tc>
         <w:tc>
           <w:tcPr>
-            <w:tcW w:w="3407" w:type="dxa"/>
+            <w:tcW w:w="1767" w:type="pct"/>
             <w:vAlign w:val="center"/>
           </w:tcPr>
           <w:p>
@@ -28946,7 +28679,7 @@
         </w:tc>
         <w:tc>
           <w:tcPr>
-            <w:tcW w:w="1417" w:type="dxa"/>
+            <w:tcW w:w="735" w:type="pct"/>
             <w:vAlign w:val="center"/>
           </w:tcPr>
           <w:p>
@@ -28973,7 +28706,7 @@
         </w:tc>
         <w:tc>
           <w:tcPr>
-            <w:tcW w:w="2122" w:type="dxa"/>
+            <w:tcW w:w="1101" w:type="pct"/>
           </w:tcPr>
           <w:p>
             <w:pPr>
@@ -28992,7 +28725,7 @@
         </w:tc>
         <w:tc>
           <w:tcPr>
-            <w:tcW w:w="2126" w:type="dxa"/>
+            <w:tcW w:w="1103" w:type="pct"/>
           </w:tcPr>
           <w:p>
             <w:pPr>
@@ -29066,7 +28799,7 @@
         </w:trPr>
         <w:tc>
           <w:tcPr>
-            <w:tcW w:w="567" w:type="dxa"/>
+            <w:tcW w:w="294" w:type="pct"/>
             <w:vAlign w:val="center"/>
           </w:tcPr>
           <w:p>
@@ -29093,7 +28826,7 @@
         </w:tc>
         <w:tc>
           <w:tcPr>
-            <w:tcW w:w="3407" w:type="dxa"/>
+            <w:tcW w:w="1767" w:type="pct"/>
             <w:vAlign w:val="center"/>
           </w:tcPr>
           <w:p>
@@ -29143,7 +28876,7 @@
         </w:tc>
         <w:tc>
           <w:tcPr>
-            <w:tcW w:w="1417" w:type="dxa"/>
+            <w:tcW w:w="735" w:type="pct"/>
             <w:vAlign w:val="center"/>
           </w:tcPr>
           <w:p>
@@ -29170,7 +28903,7 @@
         </w:tc>
         <w:tc>
           <w:tcPr>
-            <w:tcW w:w="2122" w:type="dxa"/>
+            <w:tcW w:w="1101" w:type="pct"/>
           </w:tcPr>
           <w:p>
             <w:pPr>
@@ -29238,7 +28971,7 @@
         </w:tc>
         <w:tc>
           <w:tcPr>
-            <w:tcW w:w="2126" w:type="dxa"/>
+            <w:tcW w:w="1103" w:type="pct"/>
           </w:tcPr>
           <w:p>
             <w:pPr>
@@ -29263,7 +28996,7 @@
         </w:trPr>
         <w:tc>
           <w:tcPr>
-            <w:tcW w:w="567" w:type="dxa"/>
+            <w:tcW w:w="294" w:type="pct"/>
             <w:vAlign w:val="center"/>
           </w:tcPr>
           <w:p>
@@ -29290,7 +29023,7 @@
         </w:tc>
         <w:tc>
           <w:tcPr>
-            <w:tcW w:w="3407" w:type="dxa"/>
+            <w:tcW w:w="1767" w:type="pct"/>
             <w:vAlign w:val="center"/>
           </w:tcPr>
           <w:p>
@@ -29340,7 +29073,7 @@
         </w:tc>
         <w:tc>
           <w:tcPr>
-            <w:tcW w:w="1417" w:type="dxa"/>
+            <w:tcW w:w="735" w:type="pct"/>
             <w:vAlign w:val="center"/>
           </w:tcPr>
           <w:p>
@@ -29367,7 +29100,7 @@
         </w:tc>
         <w:tc>
           <w:tcPr>
-            <w:tcW w:w="2122" w:type="dxa"/>
+            <w:tcW w:w="1101" w:type="pct"/>
           </w:tcPr>
           <w:p>
             <w:pPr>
@@ -29386,7 +29119,7 @@
         </w:tc>
         <w:tc>
           <w:tcPr>
-            <w:tcW w:w="2126" w:type="dxa"/>
+            <w:tcW w:w="1103" w:type="pct"/>
           </w:tcPr>
           <w:p>
             <w:pPr>
@@ -29460,7 +29193,7 @@
         </w:trPr>
         <w:tc>
           <w:tcPr>
-            <w:tcW w:w="567" w:type="dxa"/>
+            <w:tcW w:w="294" w:type="pct"/>
             <w:vAlign w:val="center"/>
           </w:tcPr>
           <w:p>
@@ -29487,7 +29220,7 @@
         </w:tc>
         <w:tc>
           <w:tcPr>
-            <w:tcW w:w="3407" w:type="dxa"/>
+            <w:tcW w:w="1767" w:type="pct"/>
             <w:vAlign w:val="center"/>
           </w:tcPr>
           <w:p>
@@ -29535,7 +29268,7 @@
         </w:tc>
         <w:tc>
           <w:tcPr>
-            <w:tcW w:w="1417" w:type="dxa"/>
+            <w:tcW w:w="735" w:type="pct"/>
             <w:vAlign w:val="center"/>
           </w:tcPr>
           <w:p>
@@ -29562,7 +29295,7 @@
         </w:tc>
         <w:tc>
           <w:tcPr>
-            <w:tcW w:w="2122" w:type="dxa"/>
+            <w:tcW w:w="1101" w:type="pct"/>
           </w:tcPr>
           <w:p>
             <w:pPr>
@@ -29629,7 +29362,7 @@
         </w:tc>
         <w:tc>
           <w:tcPr>
-            <w:tcW w:w="2126" w:type="dxa"/>
+            <w:tcW w:w="1103" w:type="pct"/>
           </w:tcPr>
           <w:p>
             <w:pPr>
@@ -29646,8 +29379,8 @@
           </w:p>
         </w:tc>
       </w:tr>
-      <w:bookmarkEnd w:id="9"/>
-      <w:bookmarkEnd w:id="10"/>
+      <w:bookmarkEnd w:id="13"/>
+      <w:bookmarkEnd w:id="14"/>
     </w:tbl>
     <w:p>
       <w:pPr>
@@ -29664,16 +29397,365 @@
     </w:p>
     <w:sectPr>
       <w:pgSz w:w="11906" w:h="16838" w:code="9"/>
-      <w:pgMar w:top="1134" w:right="1134" w:bottom="1134" w:left="1418" w:header="284" w:footer="709" w:gutter="0"/>
+      <w:pgMar w:top="1134" w:right="1134" w:bottom="1134" w:left="1418" w:header="567" w:footer="709" w:gutter="0"/>
       <w:cols w:space="708"/>
+      <w:titlePg/>
       <w:docGrid w:linePitch="360"/>
     </w:sectPr>
   </w:body>
 </w:document>
 </file>
 
+<file path=word/endnotes.xml><?xml version="1.0" encoding="utf-8"?>
+<w:endnotes xmlns:wpc="http://schemas.microsoft.com/office/word/2010/wordprocessingCanvas" xmlns:cx="http://schemas.microsoft.com/office/drawing/2014/chartex" xmlns:cx1="http://schemas.microsoft.com/office/drawing/2015/9/8/chartex" xmlns:cx2="http://schemas.microsoft.com/office/drawing/2015/10/21/chartex" xmlns:cx3="http://schemas.microsoft.com/office/drawing/2016/5/9/chartex" xmlns:cx4="http://schemas.microsoft.com/office/drawing/2016/5/10/chartex" xmlns:cx5="http://schemas.microsoft.com/office/drawing/2016/5/11/chartex" xmlns:cx6="http://schemas.microsoft.com/office/drawing/2016/5/12/chartex" xmlns:cx7="http://schemas.microsoft.com/office/drawing/2016/5/13/chartex" xmlns:cx8="http://schemas.microsoft.com/office/drawing/2016/5/14/chartex" xmlns:mc="http://schemas.openxmlformats.org/markup-compatibility/2006" xmlns:aink="http://schemas.microsoft.com/office/drawing/2016/ink" xmlns:am3d="http://schemas.microsoft.com/office/drawing/2017/model3d" xmlns:o="urn:schemas-microsoft-com:office:office" xmlns:r="http://schemas.openxmlformats.org/officeDocument/2006/relationships" xmlns:m="http://schemas.openxmlformats.org/officeDocument/2006/math" xmlns:v="urn:schemas-microsoft-com:vml" xmlns:wp14="http://schemas.microsoft.com/office/word/2010/wordprocessingDrawing" xmlns:wp="http://schemas.openxmlformats.org/drawingml/2006/wordprocessingDrawing" xmlns:w10="urn:schemas-microsoft-com:office:word" xmlns:w="http://schemas.openxmlformats.org/wordprocessingml/2006/main" xmlns:w14="http://schemas.microsoft.com/office/word/2010/wordml" xmlns:w15="http://schemas.microsoft.com/office/word/2012/wordml" xmlns:w16cex="http://schemas.microsoft.com/office/word/2018/wordml/cex" xmlns:w16cid="http://schemas.microsoft.com/office/word/2016/wordml/cid" xmlns:w16="http://schemas.microsoft.com/office/word/2018/wordml" xmlns:w16sdtdh="http://schemas.microsoft.com/office/word/2020/wordml/sdtdatahash" xmlns:w16se="http://schemas.microsoft.com/office/word/2015/wordml/symex" xmlns:wpg="http://schemas.microsoft.com/office/word/2010/wordprocessingGroup" xmlns:wpi="http://schemas.microsoft.com/office/word/2010/wordprocessingInk" xmlns:wne="http://schemas.microsoft.com/office/word/2006/wordml" xmlns:wps="http://schemas.microsoft.com/office/word/2010/wordprocessingShape" mc:Ignorable="w14 w15 w16se w16cid w16 w16cex w16sdtdh wp14">
+  <w:endnote w:type="separator" w:id="-1">
+    <w:p>
+      <w:r>
+        <w:separator/>
+      </w:r>
+    </w:p>
+  </w:endnote>
+  <w:endnote w:type="continuationSeparator" w:id="0">
+    <w:p>
+      <w:r>
+        <w:continuationSeparator/>
+      </w:r>
+    </w:p>
+  </w:endnote>
+</w:endnotes>
+</file>
+
+<file path=word/footnotes.xml><?xml version="1.0" encoding="utf-8"?>
+<w:footnotes xmlns:wpc="http://schemas.microsoft.com/office/word/2010/wordprocessingCanvas" xmlns:cx="http://schemas.microsoft.com/office/drawing/2014/chartex" xmlns:cx1="http://schemas.microsoft.com/office/drawing/2015/9/8/chartex" xmlns:cx2="http://schemas.microsoft.com/office/drawing/2015/10/21/chartex" xmlns:cx3="http://schemas.microsoft.com/office/drawing/2016/5/9/chartex" xmlns:cx4="http://schemas.microsoft.com/office/drawing/2016/5/10/chartex" xmlns:cx5="http://schemas.microsoft.com/office/drawing/2016/5/11/chartex" xmlns:cx6="http://schemas.microsoft.com/office/drawing/2016/5/12/chartex" xmlns:cx7="http://schemas.microsoft.com/office/drawing/2016/5/13/chartex" xmlns:cx8="http://schemas.microsoft.com/office/drawing/2016/5/14/chartex" xmlns:mc="http://schemas.openxmlformats.org/markup-compatibility/2006" xmlns:aink="http://schemas.microsoft.com/office/drawing/2016/ink" xmlns:am3d="http://schemas.microsoft.com/office/drawing/2017/model3d" xmlns:o="urn:schemas-microsoft-com:office:office" xmlns:r="http://schemas.openxmlformats.org/officeDocument/2006/relationships" xmlns:m="http://schemas.openxmlformats.org/officeDocument/2006/math" xmlns:v="urn:schemas-microsoft-com:vml" xmlns:wp14="http://schemas.microsoft.com/office/word/2010/wordprocessingDrawing" xmlns:wp="http://schemas.openxmlformats.org/drawingml/2006/wordprocessingDrawing" xmlns:w10="urn:schemas-microsoft-com:office:word" xmlns:w="http://schemas.openxmlformats.org/wordprocessingml/2006/main" xmlns:w14="http://schemas.microsoft.com/office/word/2010/wordml" xmlns:w15="http://schemas.microsoft.com/office/word/2012/wordml" xmlns:w16cex="http://schemas.microsoft.com/office/word/2018/wordml/cex" xmlns:w16cid="http://schemas.microsoft.com/office/word/2016/wordml/cid" xmlns:w16="http://schemas.microsoft.com/office/word/2018/wordml" xmlns:w16sdtdh="http://schemas.microsoft.com/office/word/2020/wordml/sdtdatahash" xmlns:w16se="http://schemas.microsoft.com/office/word/2015/wordml/symex" xmlns:wpg="http://schemas.microsoft.com/office/word/2010/wordprocessingGroup" xmlns:wpi="http://schemas.microsoft.com/office/word/2010/wordprocessingInk" xmlns:wne="http://schemas.microsoft.com/office/word/2006/wordml" xmlns:wps="http://schemas.microsoft.com/office/word/2010/wordprocessingShape" mc:Ignorable="w14 w15 w16se w16cid w16 w16cex w16sdtdh wp14">
+  <w:footnote w:type="separator" w:id="-1">
+    <w:p>
+      <w:r>
+        <w:separator/>
+      </w:r>
+    </w:p>
+  </w:footnote>
+  <w:footnote w:type="continuationSeparator" w:id="0">
+    <w:p>
+      <w:r>
+        <w:continuationSeparator/>
+      </w:r>
+    </w:p>
+  </w:footnote>
+</w:footnotes>
+</file>
+
+<file path=word/header1.xml><?xml version="1.0" encoding="utf-8"?>
+<w:hdr xmlns:wpc="http://schemas.microsoft.com/office/word/2010/wordprocessingCanvas" xmlns:cx="http://schemas.microsoft.com/office/drawing/2014/chartex" xmlns:cx1="http://schemas.microsoft.com/office/drawing/2015/9/8/chartex" xmlns:cx2="http://schemas.microsoft.com/office/drawing/2015/10/21/chartex" xmlns:cx3="http://schemas.microsoft.com/office/drawing/2016/5/9/chartex" xmlns:cx4="http://schemas.microsoft.com/office/drawing/2016/5/10/chartex" xmlns:cx5="http://schemas.microsoft.com/office/drawing/2016/5/11/chartex" xmlns:cx6="http://schemas.microsoft.com/office/drawing/2016/5/12/chartex" xmlns:cx7="http://schemas.microsoft.com/office/drawing/2016/5/13/chartex" xmlns:cx8="http://schemas.microsoft.com/office/drawing/2016/5/14/chartex" xmlns:mc="http://schemas.openxmlformats.org/markup-compatibility/2006" xmlns:aink="http://schemas.microsoft.com/office/drawing/2016/ink" xmlns:am3d="http://schemas.microsoft.com/office/drawing/2017/model3d" xmlns:o="urn:schemas-microsoft-com:office:office" xmlns:r="http://schemas.openxmlformats.org/officeDocument/2006/relationships" xmlns:m="http://schemas.openxmlformats.org/officeDocument/2006/math" xmlns:v="urn:schemas-microsoft-com:vml" xmlns:wp14="http://schemas.microsoft.com/office/word/2010/wordprocessingDrawing" xmlns:wp="http://schemas.openxmlformats.org/drawingml/2006/wordprocessingDrawing" xmlns:w10="urn:schemas-microsoft-com:office:word" xmlns:w="http://schemas.openxmlformats.org/wordprocessingml/2006/main" xmlns:w14="http://schemas.microsoft.com/office/word/2010/wordml" xmlns:w15="http://schemas.microsoft.com/office/word/2012/wordml" xmlns:w16cex="http://schemas.microsoft.com/office/word/2018/wordml/cex" xmlns:w16cid="http://schemas.microsoft.com/office/word/2016/wordml/cid" xmlns:w16="http://schemas.microsoft.com/office/word/2018/wordml" xmlns:w16sdtdh="http://schemas.microsoft.com/office/word/2020/wordml/sdtdatahash" xmlns:w16se="http://schemas.microsoft.com/office/word/2015/wordml/symex" xmlns:wpg="http://schemas.microsoft.com/office/word/2010/wordprocessingGroup" xmlns:wpi="http://schemas.microsoft.com/office/word/2010/wordprocessingInk" xmlns:wne="http://schemas.microsoft.com/office/word/2006/wordml" xmlns:wps="http://schemas.microsoft.com/office/word/2010/wordprocessingShape" mc:Ignorable="w14 w15 w16se w16cid w16 w16cex w16sdtdh wp14">
+  <w:p>
+    <w:pPr>
+      <w:spacing w:line="276" w:lineRule="auto"/>
+      <w:jc w:val="center"/>
+      <w:rPr>
+        <w:rFonts w:ascii="Arial" w:eastAsia="Times New Roman" w:hAnsi="Arial" w:cs="Arial"/>
+        <w:sz w:val="36"/>
+        <w:szCs w:val="36"/>
+        <w:lang w:val="fi-FI"/>
+      </w:rPr>
+    </w:pPr>
+    <w:r>
+      <w:rPr>
+        <w:rFonts w:ascii="Calibri" w:eastAsia="Calibri" w:hAnsi="Calibri" w:cs="Times New Roman"/>
+        <w:noProof/>
+      </w:rPr>
+      <w:drawing>
+        <wp:anchor distT="0" distB="0" distL="114300" distR="114300" simplePos="0" relativeHeight="251666432" behindDoc="1" locked="0" layoutInCell="1" allowOverlap="1" wp14:anchorId="7E98FBE1" wp14:editId="4E03E391">
+          <wp:simplePos x="0" y="0"/>
+          <wp:positionH relativeFrom="column">
+            <wp:posOffset>-21751</wp:posOffset>
+          </wp:positionH>
+          <wp:positionV relativeFrom="paragraph">
+            <wp:posOffset>1905</wp:posOffset>
+          </wp:positionV>
+          <wp:extent cx="809625" cy="809625"/>
+          <wp:effectExtent l="0" t="0" r="9525" b="9525"/>
+          <wp:wrapTight wrapText="bothSides">
+            <wp:wrapPolygon edited="0">
+              <wp:start x="0" y="0"/>
+              <wp:lineTo x="0" y="21346"/>
+              <wp:lineTo x="21346" y="21346"/>
+              <wp:lineTo x="21346" y="0"/>
+              <wp:lineTo x="0" y="0"/>
+            </wp:wrapPolygon>
+          </wp:wrapTight>
+          <wp:docPr id="7" name="Picture 3"/>
+          <wp:cNvGraphicFramePr>
+            <a:graphicFrameLocks xmlns:a="http://schemas.openxmlformats.org/drawingml/2006/main" noChangeAspect="1"/>
+          </wp:cNvGraphicFramePr>
+          <a:graphic xmlns:a="http://schemas.openxmlformats.org/drawingml/2006/main">
+            <a:graphicData uri="http://schemas.openxmlformats.org/drawingml/2006/picture">
+              <pic:pic xmlns:pic="http://schemas.openxmlformats.org/drawingml/2006/picture">
+                <pic:nvPicPr>
+                  <pic:cNvPr id="0" name="Picture 3"/>
+                  <pic:cNvPicPr>
+                    <a:picLocks noChangeAspect="1" noChangeArrowheads="1"/>
+                  </pic:cNvPicPr>
+                </pic:nvPicPr>
+                <pic:blipFill>
+                  <a:blip r:embed="rId1">
+                    <a:extLst>
+                      <a:ext uri="{28A0092B-C50C-407E-A947-70E740481C1C}">
+                        <a14:useLocalDpi xmlns:a14="http://schemas.microsoft.com/office/drawing/2010/main" val="0"/>
+                      </a:ext>
+                    </a:extLst>
+                  </a:blip>
+                  <a:srcRect/>
+                  <a:stretch>
+                    <a:fillRect/>
+                  </a:stretch>
+                </pic:blipFill>
+                <pic:spPr bwMode="auto">
+                  <a:xfrm>
+                    <a:off x="0" y="0"/>
+                    <a:ext cx="809625" cy="809625"/>
+                  </a:xfrm>
+                  <a:prstGeom prst="rect">
+                    <a:avLst/>
+                  </a:prstGeom>
+                  <a:noFill/>
+                </pic:spPr>
+              </pic:pic>
+            </a:graphicData>
+          </a:graphic>
+          <wp14:sizeRelH relativeFrom="page">
+            <wp14:pctWidth>0</wp14:pctWidth>
+          </wp14:sizeRelH>
+          <wp14:sizeRelV relativeFrom="page">
+            <wp14:pctHeight>0</wp14:pctHeight>
+          </wp14:sizeRelV>
+        </wp:anchor>
+      </w:drawing>
+    </w:r>
+    <w:bookmarkStart w:id="0" w:name="_Hlk186188695"/>
+    <w:bookmarkStart w:id="1" w:name="_Hlk186188696"/>
+    <w:bookmarkStart w:id="2" w:name="_Hlk186188840"/>
+    <w:bookmarkStart w:id="3" w:name="_Hlk186188841"/>
+    <w:r>
+      <w:rPr>
+        <w:rFonts w:ascii="Arial" w:eastAsia="Times New Roman" w:hAnsi="Arial" w:cs="Arial"/>
+        <w:sz w:val="36"/>
+        <w:szCs w:val="36"/>
+        <w:lang w:val="fi-FI"/>
+      </w:rPr>
+      <w:t>KEMENTERIAN PEKERJAAN UMUM</w:t>
+    </w:r>
+  </w:p>
+  <w:p>
+    <w:pPr>
+      <w:keepNext/>
+      <w:spacing w:line="276" w:lineRule="auto"/>
+      <w:ind w:left="851" w:right="-2"/>
+      <w:jc w:val="center"/>
+      <w:outlineLvl w:val="4"/>
+      <w:rPr>
+        <w:rFonts w:ascii="Arial" w:eastAsia="Times New Roman" w:hAnsi="Arial" w:cs="Arial"/>
+        <w:sz w:val="28"/>
+        <w:szCs w:val="28"/>
+        <w:lang w:val="fi-FI"/>
+      </w:rPr>
+    </w:pPr>
+    <w:r>
+      <w:rPr>
+        <w:rFonts w:ascii="Arial" w:eastAsia="Times New Roman" w:hAnsi="Arial" w:cs="Arial"/>
+        <w:sz w:val="24"/>
+        <w:szCs w:val="24"/>
+        <w:lang w:val="fi-FI"/>
+      </w:rPr>
+      <w:t>DIREKTORAT JENDERAL BINA KONSTRUKSI</w:t>
+    </w:r>
+  </w:p>
+  <w:p>
+    <w:pPr>
+      <w:keepNext/>
+      <w:spacing w:line="276" w:lineRule="auto"/>
+      <w:ind w:left="567"/>
+      <w:jc w:val="center"/>
+      <w:outlineLvl w:val="4"/>
+      <w:rPr>
+        <w:rFonts w:ascii="Arial" w:eastAsia="Times New Roman" w:hAnsi="Arial" w:cs="Arial"/>
+        <w:b/>
+        <w:bCs/>
+        <w:sz w:val="18"/>
+        <w:szCs w:val="18"/>
+      </w:rPr>
+    </w:pPr>
+    <w:r>
+      <w:rPr>
+        <w:rFonts w:ascii="Arial" w:eastAsia="Times New Roman" w:hAnsi="Arial" w:cs="Arial"/>
+        <w:b/>
+        <w:bCs/>
+        <w:sz w:val="18"/>
+        <w:szCs w:val="18"/>
+      </w:rPr>
+      <w:t>BALAI PELAKSANA PEMILIHAN JASA KONSTRUKSI WILAYAH KALIMANTAN SELATAN</w:t>
+    </w:r>
+  </w:p>
+  <w:p>
+    <w:pPr>
+      <w:ind w:left="851" w:right="-2"/>
+      <w:jc w:val="center"/>
+      <w:rPr>
+        <w:rFonts w:ascii="Arial" w:eastAsia="Times New Roman" w:hAnsi="Arial" w:cs="Arial"/>
+        <w:spacing w:val="1"/>
+        <w:sz w:val="15"/>
+        <w:szCs w:val="15"/>
+        <w:lang w:val="en-US"/>
+      </w:rPr>
+    </w:pPr>
+    <w:r>
+      <w:rPr>
+        <w:rFonts w:ascii="Arial" w:eastAsia="Calibri" w:hAnsi="Arial" w:cs="Arial"/>
+        <w:sz w:val="15"/>
+        <w:szCs w:val="15"/>
+      </w:rPr>
+      <w:t>Jl. Yos Sudarso No. 37A Lt.2, Banjarmasin 70119</w:t>
+    </w:r>
+    <w:r>
+      <w:rPr>
+        <w:rFonts w:ascii="Arial" w:eastAsia="Times New Roman" w:hAnsi="Arial" w:cs="Arial"/>
+        <w:sz w:val="15"/>
+        <w:szCs w:val="15"/>
+        <w:lang w:val="en-US"/>
+      </w:rPr>
+      <w:t xml:space="preserve">, </w:t>
+    </w:r>
+    <w:proofErr w:type="spellStart"/>
+    <w:r>
+      <w:rPr>
+        <w:rFonts w:ascii="Arial" w:eastAsia="Times New Roman" w:hAnsi="Arial" w:cs="Arial"/>
+        <w:sz w:val="15"/>
+        <w:szCs w:val="15"/>
+        <w:lang w:val="en-US"/>
+      </w:rPr>
+      <w:t>Telepon</w:t>
+    </w:r>
+    <w:proofErr w:type="spellEnd"/>
+    <w:r>
+      <w:rPr>
+        <w:rFonts w:ascii="Arial" w:eastAsia="Times New Roman" w:hAnsi="Arial" w:cs="Arial"/>
+        <w:sz w:val="15"/>
+        <w:szCs w:val="15"/>
+        <w:lang w:val="en-US"/>
+      </w:rPr>
+      <w:t xml:space="preserve"> 0511-6723416, Surel </w:t>
+    </w:r>
+    <w:hyperlink r:id="rId2" w:history="1">
+      <w:r>
+        <w:rPr>
+          <w:rFonts w:ascii="Times New Roman" w:eastAsia="Calibri" w:hAnsi="Times New Roman" w:cs="Times New Roman"/>
+          <w:color w:val="0563C1" w:themeColor="hyperlink"/>
+          <w:spacing w:val="-6"/>
+          <w:sz w:val="15"/>
+          <w:szCs w:val="15"/>
+          <w:u w:val="single"/>
+        </w:rPr>
+        <w:t>bp2jk.kalsel@pu.go.id</w:t>
+      </w:r>
+    </w:hyperlink>
+  </w:p>
+  <w:bookmarkEnd w:id="0"/>
+  <w:bookmarkEnd w:id="1"/>
+  <w:p>
+    <w:pPr>
+      <w:ind w:left="851"/>
+      <w:rPr>
+        <w:rFonts w:ascii="Arial" w:eastAsia="Times New Roman" w:hAnsi="Arial" w:cs="Arial"/>
+        <w:spacing w:val="-6"/>
+        <w:sz w:val="20"/>
+        <w:szCs w:val="20"/>
+        <w:lang w:val="en-US"/>
+      </w:rPr>
+    </w:pPr>
+    <w:r>
+      <w:rPr>
+        <w:rFonts w:ascii="Calibri" w:eastAsia="Calibri" w:hAnsi="Calibri" w:cs="Times New Roman"/>
+        <w:noProof/>
+      </w:rPr>
+      <mc:AlternateContent>
+        <mc:Choice Requires="wps">
+          <w:drawing>
+            <wp:anchor distT="0" distB="0" distL="114300" distR="114300" simplePos="0" relativeHeight="251665408" behindDoc="0" locked="0" layoutInCell="1" allowOverlap="1" wp14:anchorId="063E2332" wp14:editId="124D8F2E">
+              <wp:simplePos x="0" y="0"/>
+              <wp:positionH relativeFrom="margin">
+                <wp:posOffset>842645</wp:posOffset>
+              </wp:positionH>
+              <wp:positionV relativeFrom="paragraph">
+                <wp:posOffset>12700</wp:posOffset>
+              </wp:positionV>
+              <wp:extent cx="5086350" cy="0"/>
+              <wp:effectExtent l="0" t="0" r="0" b="0"/>
+              <wp:wrapNone/>
+              <wp:docPr id="296733042" name="Straight Connector 1"/>
+              <wp:cNvGraphicFramePr/>
+              <a:graphic xmlns:a="http://schemas.openxmlformats.org/drawingml/2006/main">
+                <a:graphicData uri="http://schemas.microsoft.com/office/word/2010/wordprocessingShape">
+                  <wps:wsp>
+                    <wps:cNvCnPr/>
+                    <wps:spPr>
+                      <a:xfrm>
+                        <a:off x="0" y="0"/>
+                        <a:ext cx="5086350" cy="0"/>
+                      </a:xfrm>
+                      <a:prstGeom prst="line">
+                        <a:avLst/>
+                      </a:prstGeom>
+                      <a:noFill/>
+                      <a:ln w="19050" cap="flat" cmpd="sng" algn="ctr">
+                        <a:solidFill>
+                          <a:sysClr val="windowText" lastClr="000000"/>
+                        </a:solidFill>
+                        <a:prstDash val="solid"/>
+                        <a:miter lim="800000"/>
+                      </a:ln>
+                      <a:effectLst/>
+                    </wps:spPr>
+                    <wps:bodyPr/>
+                  </wps:wsp>
+                </a:graphicData>
+              </a:graphic>
+              <wp14:sizeRelH relativeFrom="margin">
+                <wp14:pctWidth>0</wp14:pctWidth>
+              </wp14:sizeRelH>
+              <wp14:sizeRelV relativeFrom="margin">
+                <wp14:pctHeight>0</wp14:pctHeight>
+              </wp14:sizeRelV>
+            </wp:anchor>
+          </w:drawing>
+        </mc:Choice>
+        <mc:Fallback>
+          <w:pict>
+            <v:line w14:anchorId="0A9BC1C4" id="Straight Connector 1" o:spid="_x0000_s1026" style="position:absolute;z-index:251665408;visibility:visible;mso-wrap-style:square;mso-width-percent:0;mso-height-percent:0;mso-wrap-distance-left:9pt;mso-wrap-distance-top:0;mso-wrap-distance-right:9pt;mso-wrap-distance-bottom:0;mso-position-horizontal:absolute;mso-position-horizontal-relative:margin;mso-position-vertical:absolute;mso-position-vertical-relative:text;mso-width-percent:0;mso-height-percent:0;mso-width-relative:margin;mso-height-relative:margin" from="66.35pt,1pt" to="466.85pt,1pt" o:gfxdata="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" strokecolor="windowText" strokeweight="1.5pt">
+              <v:stroke joinstyle="miter"/>
+              <w10:wrap anchorx="margin"/>
+            </v:line>
+          </w:pict>
+        </mc:Fallback>
+      </mc:AlternateContent>
+    </w:r>
+    <w:bookmarkEnd w:id="2"/>
+    <w:bookmarkEnd w:id="3"/>
+  </w:p>
+  <w:p>
+    <w:pPr>
+      <w:ind w:left="851"/>
+      <w:rPr>
+        <w:rFonts w:ascii="Arial" w:eastAsia="Times New Roman" w:hAnsi="Arial" w:cs="Arial"/>
+        <w:spacing w:val="-6"/>
+        <w:sz w:val="20"/>
+        <w:szCs w:val="20"/>
+        <w:lang w:val="en-US"/>
+      </w:rPr>
+    </w:pPr>
+  </w:p>
+</w:hdr>
+</file>
+
 <file path=word/numbering.xml><?xml version="1.0" encoding="utf-8"?>
-<w:numbering xmlns:wpc="http://schemas.microsoft.com/office/word/2010/wordprocessingCanvas" xmlns:cx="http://schemas.microsoft.com/office/drawing/2014/chartex" xmlns:cx1="http://schemas.microsoft.com/office/drawing/2015/9/8/chartex" xmlns:cx2="http://schemas.microsoft.com/office/drawing/2015/10/21/chartex" xmlns:cx3="http://schemas.microsoft.com/office/drawing/2016/5/9/chartex" xmlns:cx4="http://schemas.microsoft.com/office/drawing/2016/5/10/chartex" xmlns:cx5="http://schemas.microsoft.com/office/drawing/2016/5/11/chartex" xmlns:cx6="http://schemas.microsoft.com/office/drawing/2016/5/12/chartex" xmlns:cx7="http://schemas.microsoft.com/office/drawing/2016/5/13/chartex" xmlns:cx8="http://schemas.microsoft.com/office/drawing/2016/5/14/chartex" xmlns:mc="http://schemas.openxmlformats.org/markup-compatibility/2006" xmlns:aink="http://schemas.microsoft.com/office/drawing/2016/ink" xmlns:am3d="http://schemas.microsoft.com/office/drawing/2017/model3d" xmlns:o="urn:schemas-microsoft-com:office:office" xmlns:oel="http://schemas.microsoft.com/office/2019/extlst" xmlns:r="http://schemas.openxmlformats.org/officeDocument/2006/relationships" xmlns:m="http://schemas.openxmlformats.org/officeDocument/2006/math" xmlns:v="urn:schemas-microsoft-com:vml" xmlns:wp14="http://schemas.microsoft.com/office/word/2010/wordprocessingDrawing" xmlns:wp="http://schemas.openxmlformats.org/drawingml/2006/wordprocessingDrawing" xmlns:w10="urn:schemas-microsoft-com:office:word" xmlns:w="http://schemas.openxmlformats.org/wordprocessingml/2006/main" xmlns:w14="http://schemas.microsoft.com/office/word/2010/wordml" xmlns:w15="http://schemas.microsoft.com/office/word/2012/wordml" xmlns:w16cex="http://schemas.microsoft.com/office/word/2018/wordml/cex" xmlns:w16cid="http://schemas.microsoft.com/office/word/2016/wordml/cid" xmlns:w16="http://schemas.microsoft.com/office/word/2018/wordml" xmlns:w16du="http://schemas.microsoft.com/office/word/2023/wordml/word16du" xmlns:w16sdtdh="http://schemas.microsoft.com/office/word/2020/wordml/sdtdatahash" xmlns:w16se="http://schemas.microsoft.com/office/word/2015/wordml/symex" xmlns:wpg="http://schemas.microsoft.com/office/word/2010/wordprocessingGroup" xmlns:wpi="http://schemas.microsoft.com/office/word/2010/wordprocessingInk" xmlns:wne="http://schemas.microsoft.com/office/word/2006/wordml" xmlns:wps="http://schemas.microsoft.com/office/word/2010/wordprocessingShape" mc:Ignorable="w14 w15 w16se w16cid w16 w16cex w16sdtdh wp14">
+<w:numbering xmlns:wpc="http://schemas.microsoft.com/office/word/2010/wordprocessingCanvas" xmlns:cx="http://schemas.microsoft.com/office/drawing/2014/chartex" xmlns:cx1="http://schemas.microsoft.com/office/drawing/2015/9/8/chartex" xmlns:cx2="http://schemas.microsoft.com/office/drawing/2015/10/21/chartex" xmlns:cx3="http://schemas.microsoft.com/office/drawing/2016/5/9/chartex" xmlns:cx4="http://schemas.microsoft.com/office/drawing/2016/5/10/chartex" xmlns:cx5="http://schemas.microsoft.com/office/drawing/2016/5/11/chartex" xmlns:cx6="http://schemas.microsoft.com/office/drawing/2016/5/12/chartex" xmlns:cx7="http://schemas.microsoft.com/office/drawing/2016/5/13/chartex" xmlns:cx8="http://schemas.microsoft.com/office/drawing/2016/5/14/chartex" xmlns:mc="http://schemas.openxmlformats.org/markup-compatibility/2006" xmlns:aink="http://schemas.microsoft.com/office/drawing/2016/ink" xmlns:am3d="http://schemas.microsoft.com/office/drawing/2017/model3d" xmlns:o="urn:schemas-microsoft-com:office:office" xmlns:r="http://schemas.openxmlformats.org/officeDocument/2006/relationships" xmlns:m="http://schemas.openxmlformats.org/officeDocument/2006/math" xmlns:v="urn:schemas-microsoft-com:vml" xmlns:wp14="http://schemas.microsoft.com/office/word/2010/wordprocessingDrawing" xmlns:wp="http://schemas.openxmlformats.org/drawingml/2006/wordprocessingDrawing" xmlns:w10="urn:schemas-microsoft-com:office:word" xmlns:w="http://schemas.openxmlformats.org/wordprocessingml/2006/main" xmlns:w14="http://schemas.microsoft.com/office/word/2010/wordml" xmlns:w15="http://schemas.microsoft.com/office/word/2012/wordml" xmlns:w16cex="http://schemas.microsoft.com/office/word/2018/wordml/cex" xmlns:w16cid="http://schemas.microsoft.com/office/word/2016/wordml/cid" xmlns:w16="http://schemas.microsoft.com/office/word/2018/wordml" xmlns:w16sdtdh="http://schemas.microsoft.com/office/word/2020/wordml/sdtdatahash" xmlns:w16se="http://schemas.microsoft.com/office/word/2015/wordml/symex" xmlns:wpg="http://schemas.microsoft.com/office/word/2010/wordprocessingGroup" xmlns:wpi="http://schemas.microsoft.com/office/word/2010/wordprocessingInk" xmlns:wne="http://schemas.microsoft.com/office/word/2006/wordml" xmlns:wps="http://schemas.microsoft.com/office/word/2010/wordprocessingShape" mc:Ignorable="w14 w15 w16se w16cid w16 w16cex w16sdtdh wp14">
   <w:abstractNum w:abstractNumId="0" w15:restartNumberingAfterBreak="0">
     <w:nsid w:val="00502FB0"/>
     <w:multiLevelType w:val="hybridMultilevel"/>
@@ -31477,61 +31559,61 @@
       </w:pPr>
     </w:lvl>
   </w:abstractNum>
-  <w:num w:numId="1" w16cid:durableId="1777015843">
+  <w:num w:numId="1">
     <w:abstractNumId w:val="14"/>
   </w:num>
-  <w:num w:numId="2" w16cid:durableId="1854687279">
+  <w:num w:numId="2">
     <w:abstractNumId w:val="9"/>
   </w:num>
-  <w:num w:numId="3" w16cid:durableId="646126530">
+  <w:num w:numId="3">
     <w:abstractNumId w:val="3"/>
   </w:num>
-  <w:num w:numId="4" w16cid:durableId="293218917">
+  <w:num w:numId="4">
     <w:abstractNumId w:val="11"/>
   </w:num>
-  <w:num w:numId="5" w16cid:durableId="1250314033">
+  <w:num w:numId="5">
     <w:abstractNumId w:val="2"/>
   </w:num>
-  <w:num w:numId="6" w16cid:durableId="1195268026">
+  <w:num w:numId="6">
     <w:abstractNumId w:val="18"/>
   </w:num>
-  <w:num w:numId="7" w16cid:durableId="1681468185">
+  <w:num w:numId="7">
     <w:abstractNumId w:val="5"/>
   </w:num>
-  <w:num w:numId="8" w16cid:durableId="1103837134">
+  <w:num w:numId="8">
     <w:abstractNumId w:val="12"/>
   </w:num>
-  <w:num w:numId="9" w16cid:durableId="652418504">
+  <w:num w:numId="9">
     <w:abstractNumId w:val="13"/>
   </w:num>
-  <w:num w:numId="10" w16cid:durableId="581987157">
+  <w:num w:numId="10">
     <w:abstractNumId w:val="7"/>
   </w:num>
-  <w:num w:numId="11" w16cid:durableId="526136675">
+  <w:num w:numId="11">
     <w:abstractNumId w:val="4"/>
   </w:num>
-  <w:num w:numId="12" w16cid:durableId="1944876942">
+  <w:num w:numId="12">
     <w:abstractNumId w:val="6"/>
   </w:num>
-  <w:num w:numId="13" w16cid:durableId="664942405">
+  <w:num w:numId="13">
     <w:abstractNumId w:val="10"/>
   </w:num>
-  <w:num w:numId="14" w16cid:durableId="2082218833">
+  <w:num w:numId="14">
     <w:abstractNumId w:val="17"/>
   </w:num>
-  <w:num w:numId="15" w16cid:durableId="756556158">
+  <w:num w:numId="15">
     <w:abstractNumId w:val="1"/>
   </w:num>
-  <w:num w:numId="16" w16cid:durableId="1995327958">
+  <w:num w:numId="16">
     <w:abstractNumId w:val="0"/>
   </w:num>
-  <w:num w:numId="17" w16cid:durableId="4795159">
+  <w:num w:numId="17">
     <w:abstractNumId w:val="8"/>
   </w:num>
-  <w:num w:numId="18" w16cid:durableId="907151916">
+  <w:num w:numId="18">
     <w:abstractNumId w:val="15"/>
   </w:num>
-  <w:num w:numId="19" w16cid:durableId="225994537">
+  <w:num w:numId="19">
     <w:abstractNumId w:val="16"/>
   </w:num>
 </w:numbering>
